--- a/public/downloads/formularz_reklamacyjny.docx
+++ b/public/downloads/formularz_reklamacyjny.docx
@@ -1,6 +1,6 @@
 
 <file path=word/document.xml><?xml version="1.0" encoding="utf-8"?>
-<w:document xmlns:wpc="http://schemas.microsoft.com/office/word/2010/wordprocessingCanvas" xmlns:cx="http://schemas.microsoft.com/office/drawing/2014/chartex" xmlns:cx1="http://schemas.microsoft.com/office/drawing/2015/9/8/chartex" xmlns:cx2="http://schemas.microsoft.com/office/drawing/2015/10/21/chartex" xmlns:cx3="http://schemas.microsoft.com/office/drawing/2016/5/9/chartex" xmlns:cx4="http://schemas.microsoft.com/office/drawing/2016/5/10/chartex" xmlns:cx5="http://schemas.microsoft.com/office/drawing/2016/5/11/chartex" xmlns:cx6="http://schemas.microsoft.com/office/drawing/2016/5/12/chartex" xmlns:cx7="http://schemas.microsoft.com/office/drawing/2016/5/13/chartex" xmlns:cx8="http://schemas.microsoft.com/office/drawing/2016/5/14/chartex" xmlns:mc="http://schemas.openxmlformats.org/markup-compatibility/2006" xmlns:aink="http://schemas.microsoft.com/office/drawing/2016/ink" xmlns:am3d="http://schemas.microsoft.com/office/drawing/2017/model3d" xmlns:o="urn:schemas-microsoft-com:office:office" xmlns:oel="http://schemas.microsoft.com/office/2019/extlst" xmlns:r="http://schemas.openxmlformats.org/officeDocument/2006/relationships" xmlns:m="http://schemas.openxmlformats.org/officeDocument/2006/math" xmlns:v="urn:schemas-microsoft-com:vml" xmlns:wp14="http://schemas.microsoft.com/office/word/2010/wordprocessingDrawing" xmlns:wp="http://schemas.openxmlformats.org/drawingml/2006/wordprocessingDrawing" xmlns:w10="urn:schemas-microsoft-com:office:word" xmlns:w="http://schemas.openxmlformats.org/wordprocessingml/2006/main" xmlns:w14="http://schemas.microsoft.com/office/word/2010/wordml" xmlns:w15="http://schemas.microsoft.com/office/word/2012/wordml" xmlns:w16cex="http://schemas.microsoft.com/office/word/2018/wordml/cex" xmlns:w16cid="http://schemas.microsoft.com/office/word/2016/wordml/cid" xmlns:w16="http://schemas.microsoft.com/office/word/2018/wordml" xmlns:w16sdtdh="http://schemas.microsoft.com/office/word/2020/wordml/sdtdatahash" xmlns:w16se="http://schemas.microsoft.com/office/word/2015/wordml/symex" xmlns:wpg="http://schemas.microsoft.com/office/word/2010/wordprocessingGroup" xmlns:wpi="http://schemas.microsoft.com/office/word/2010/wordprocessingInk" xmlns:wne="http://schemas.microsoft.com/office/word/2006/wordml" xmlns:wps="http://schemas.microsoft.com/office/word/2010/wordprocessingShape" mc:Ignorable="w14 w15 w16se w16cid w16 w16cex w16sdtdh wp14">
+<w:document xmlns:wpc="http://schemas.microsoft.com/office/word/2010/wordprocessingCanvas" xmlns:cx="http://schemas.microsoft.com/office/drawing/2014/chartex" xmlns:cx1="http://schemas.microsoft.com/office/drawing/2015/9/8/chartex" xmlns:cx2="http://schemas.microsoft.com/office/drawing/2015/10/21/chartex" xmlns:cx3="http://schemas.microsoft.com/office/drawing/2016/5/9/chartex" xmlns:cx4="http://schemas.microsoft.com/office/drawing/2016/5/10/chartex" xmlns:cx5="http://schemas.microsoft.com/office/drawing/2016/5/11/chartex" xmlns:cx6="http://schemas.microsoft.com/office/drawing/2016/5/12/chartex" xmlns:cx7="http://schemas.microsoft.com/office/drawing/2016/5/13/chartex" xmlns:cx8="http://schemas.microsoft.com/office/drawing/2016/5/14/chartex" xmlns:mc="http://schemas.openxmlformats.org/markup-compatibility/2006" xmlns:aink="http://schemas.microsoft.com/office/drawing/2016/ink" xmlns:am3d="http://schemas.microsoft.com/office/drawing/2017/model3d" xmlns:o="urn:schemas-microsoft-com:office:office" xmlns:oel="http://schemas.microsoft.com/office/2019/extlst" xmlns:r="http://schemas.openxmlformats.org/officeDocument/2006/relationships" xmlns:m="http://schemas.openxmlformats.org/officeDocument/2006/math" xmlns:v="urn:schemas-microsoft-com:vml" xmlns:wp14="http://schemas.microsoft.com/office/word/2010/wordprocessingDrawing" xmlns:wp="http://schemas.openxmlformats.org/drawingml/2006/wordprocessingDrawing" xmlns:w10="urn:schemas-microsoft-com:office:word" xmlns:w="http://schemas.openxmlformats.org/wordprocessingml/2006/main" xmlns:w14="http://schemas.microsoft.com/office/word/2010/wordml" xmlns:w15="http://schemas.microsoft.com/office/word/2012/wordml" xmlns:w16cex="http://schemas.microsoft.com/office/word/2018/wordml/cex" xmlns:w16cid="http://schemas.microsoft.com/office/word/2016/wordml/cid" xmlns:w16="http://schemas.microsoft.com/office/word/2018/wordml" xmlns:w16du="http://schemas.microsoft.com/office/word/2023/wordml/word16du" xmlns:w16sdtdh="http://schemas.microsoft.com/office/word/2020/wordml/sdtdatahash" xmlns:w16sdtfl="http://schemas.microsoft.com/office/word/2024/wordml/sdtformatlock" xmlns:w16se="http://schemas.microsoft.com/office/word/2015/wordml/symex" xmlns:wpg="http://schemas.microsoft.com/office/word/2010/wordprocessingGroup" xmlns:wpi="http://schemas.microsoft.com/office/word/2010/wordprocessingInk" xmlns:wne="http://schemas.microsoft.com/office/word/2006/wordml" xmlns:wps="http://schemas.microsoft.com/office/word/2010/wordprocessingShape" mc:Ignorable="w14 w15 w16se w16cid w16 w16cex w16sdtdh w16sdtfl w16du wp14">
   <w:body>
     <w:p>
       <w:pPr>
@@ -41,7 +41,6 @@
     <w:p>
       <w:pPr>
         <w:ind w:left="4248"/>
-        <w:jc w:val="both"/>
         <w:rPr>
           <w:rFonts w:ascii="Times New Roman" w:hAnsi="Times New Roman" w:cs="Times New Roman"/>
           <w:sz w:val="24"/>
@@ -56,36 +55,6 @@
           <w:sz w:val="24"/>
           <w:szCs w:val="24"/>
         </w:rPr>
-        <w:t>Apteka</w:t>
-      </w:r>
-      <w:r>
-        <w:rPr>
-          <w:rFonts w:ascii="Times New Roman" w:hAnsi="Times New Roman" w:cs="Times New Roman"/>
-          <w:b/>
-          <w:bCs/>
-          <w:sz w:val="24"/>
-          <w:szCs w:val="24"/>
-        </w:rPr>
-        <w:t xml:space="preserve"> Internetowa</w:t>
-      </w:r>
-      <w:r>
-        <w:rPr>
-          <w:rFonts w:ascii="Times New Roman" w:hAnsi="Times New Roman" w:cs="Times New Roman"/>
-          <w:b/>
-          <w:bCs/>
-          <w:sz w:val="24"/>
-          <w:szCs w:val="24"/>
-        </w:rPr>
-        <w:t xml:space="preserve"> </w:t>
-      </w:r>
-      <w:r>
-        <w:rPr>
-          <w:rFonts w:ascii="Times New Roman" w:hAnsi="Times New Roman" w:cs="Times New Roman"/>
-          <w:b/>
-          <w:bCs/>
-          <w:sz w:val="24"/>
-          <w:szCs w:val="24"/>
-        </w:rPr>
         <w:t>Wracam do zdrowia</w:t>
       </w:r>
       <w:r>
@@ -184,7 +153,23 @@
           <w:sz w:val="24"/>
           <w:szCs w:val="24"/>
         </w:rPr>
-        <w:t>@wdoz.pl</w:t>
+        <w:t>@</w:t>
+      </w:r>
+      <w:r>
+        <w:rPr>
+          <w:rFonts w:ascii="Times New Roman" w:hAnsi="Times New Roman" w:cs="Times New Roman"/>
+          <w:sz w:val="24"/>
+          <w:szCs w:val="24"/>
+        </w:rPr>
+        <w:t>wracamdozdrowia</w:t>
+      </w:r>
+      <w:r>
+        <w:rPr>
+          <w:rFonts w:ascii="Times New Roman" w:hAnsi="Times New Roman" w:cs="Times New Roman"/>
+          <w:sz w:val="24"/>
+          <w:szCs w:val="24"/>
+        </w:rPr>
+        <w:t>.pl</w:t>
       </w:r>
       <w:r>
         <w:rPr>
@@ -1394,7 +1379,7 @@
       </w:r>
     </w:p>
     <w:sectPr>
-      <w:footerReference w:type="default" r:id="rId8"/>
+      <w:footerReference w:type="default" r:id="rId11"/>
       <w:pgSz w:w="11906" w:h="16838"/>
       <w:pgMar w:top="1417" w:right="1417" w:bottom="1417" w:left="1417" w:header="708" w:footer="708" w:gutter="0"/>
       <w:cols w:space="708"/>
@@ -1405,7 +1390,7 @@
 </file>
 
 <file path=word/endnotes.xml><?xml version="1.0" encoding="utf-8"?>
-<w:endnotes xmlns:wpc="http://schemas.microsoft.com/office/word/2010/wordprocessingCanvas" xmlns:cx="http://schemas.microsoft.com/office/drawing/2014/chartex" xmlns:cx1="http://schemas.microsoft.com/office/drawing/2015/9/8/chartex" xmlns:cx2="http://schemas.microsoft.com/office/drawing/2015/10/21/chartex" xmlns:cx3="http://schemas.microsoft.com/office/drawing/2016/5/9/chartex" xmlns:cx4="http://schemas.microsoft.com/office/drawing/2016/5/10/chartex" xmlns:cx5="http://schemas.microsoft.com/office/drawing/2016/5/11/chartex" xmlns:cx6="http://schemas.microsoft.com/office/drawing/2016/5/12/chartex" xmlns:cx7="http://schemas.microsoft.com/office/drawing/2016/5/13/chartex" xmlns:cx8="http://schemas.microsoft.com/office/drawing/2016/5/14/chartex" xmlns:mc="http://schemas.openxmlformats.org/markup-compatibility/2006" xmlns:aink="http://schemas.microsoft.com/office/drawing/2016/ink" xmlns:am3d="http://schemas.microsoft.com/office/drawing/2017/model3d" xmlns:o="urn:schemas-microsoft-com:office:office" xmlns:oel="http://schemas.microsoft.com/office/2019/extlst" xmlns:r="http://schemas.openxmlformats.org/officeDocument/2006/relationships" xmlns:m="http://schemas.openxmlformats.org/officeDocument/2006/math" xmlns:v="urn:schemas-microsoft-com:vml" xmlns:wp14="http://schemas.microsoft.com/office/word/2010/wordprocessingDrawing" xmlns:wp="http://schemas.openxmlformats.org/drawingml/2006/wordprocessingDrawing" xmlns:w10="urn:schemas-microsoft-com:office:word" xmlns:w="http://schemas.openxmlformats.org/wordprocessingml/2006/main" xmlns:w14="http://schemas.microsoft.com/office/word/2010/wordml" xmlns:w15="http://schemas.microsoft.com/office/word/2012/wordml" xmlns:w16cex="http://schemas.microsoft.com/office/word/2018/wordml/cex" xmlns:w16cid="http://schemas.microsoft.com/office/word/2016/wordml/cid" xmlns:w16="http://schemas.microsoft.com/office/word/2018/wordml" xmlns:w16sdtdh="http://schemas.microsoft.com/office/word/2020/wordml/sdtdatahash" xmlns:w16se="http://schemas.microsoft.com/office/word/2015/wordml/symex" xmlns:wpg="http://schemas.microsoft.com/office/word/2010/wordprocessingGroup" xmlns:wpi="http://schemas.microsoft.com/office/word/2010/wordprocessingInk" xmlns:wne="http://schemas.microsoft.com/office/word/2006/wordml" xmlns:wps="http://schemas.microsoft.com/office/word/2010/wordprocessingShape" mc:Ignorable="w14 w15 w16se w16cid w16 w16cex w16sdtdh wp14">
+<w:endnotes xmlns:wpc="http://schemas.microsoft.com/office/word/2010/wordprocessingCanvas" xmlns:cx="http://schemas.microsoft.com/office/drawing/2014/chartex" xmlns:cx1="http://schemas.microsoft.com/office/drawing/2015/9/8/chartex" xmlns:cx2="http://schemas.microsoft.com/office/drawing/2015/10/21/chartex" xmlns:cx3="http://schemas.microsoft.com/office/drawing/2016/5/9/chartex" xmlns:cx4="http://schemas.microsoft.com/office/drawing/2016/5/10/chartex" xmlns:cx5="http://schemas.microsoft.com/office/drawing/2016/5/11/chartex" xmlns:cx6="http://schemas.microsoft.com/office/drawing/2016/5/12/chartex" xmlns:cx7="http://schemas.microsoft.com/office/drawing/2016/5/13/chartex" xmlns:cx8="http://schemas.microsoft.com/office/drawing/2016/5/14/chartex" xmlns:mc="http://schemas.openxmlformats.org/markup-compatibility/2006" xmlns:aink="http://schemas.microsoft.com/office/drawing/2016/ink" xmlns:am3d="http://schemas.microsoft.com/office/drawing/2017/model3d" xmlns:o="urn:schemas-microsoft-com:office:office" xmlns:oel="http://schemas.microsoft.com/office/2019/extlst" xmlns:r="http://schemas.openxmlformats.org/officeDocument/2006/relationships" xmlns:m="http://schemas.openxmlformats.org/officeDocument/2006/math" xmlns:v="urn:schemas-microsoft-com:vml" xmlns:wp14="http://schemas.microsoft.com/office/word/2010/wordprocessingDrawing" xmlns:wp="http://schemas.openxmlformats.org/drawingml/2006/wordprocessingDrawing" xmlns:w10="urn:schemas-microsoft-com:office:word" xmlns:w="http://schemas.openxmlformats.org/wordprocessingml/2006/main" xmlns:w14="http://schemas.microsoft.com/office/word/2010/wordml" xmlns:w15="http://schemas.microsoft.com/office/word/2012/wordml" xmlns:w16cex="http://schemas.microsoft.com/office/word/2018/wordml/cex" xmlns:w16cid="http://schemas.microsoft.com/office/word/2016/wordml/cid" xmlns:w16="http://schemas.microsoft.com/office/word/2018/wordml" xmlns:w16du="http://schemas.microsoft.com/office/word/2023/wordml/word16du" xmlns:w16sdtdh="http://schemas.microsoft.com/office/word/2020/wordml/sdtdatahash" xmlns:w16sdtfl="http://schemas.microsoft.com/office/word/2024/wordml/sdtformatlock" xmlns:w16se="http://schemas.microsoft.com/office/word/2015/wordml/symex" xmlns:wpg="http://schemas.microsoft.com/office/word/2010/wordprocessingGroup" xmlns:wpi="http://schemas.microsoft.com/office/word/2010/wordprocessingInk" xmlns:wne="http://schemas.microsoft.com/office/word/2006/wordml" xmlns:wps="http://schemas.microsoft.com/office/word/2010/wordprocessingShape" mc:Ignorable="w14 w15 w16se w16cid w16 w16cex w16sdtdh w16sdtfl w16du wp14">
   <w:endnote w:type="separator" w:id="-1">
     <w:p>
       <w:pPr>
@@ -1430,7 +1415,7 @@
 </file>
 
 <file path=word/footer1.xml><?xml version="1.0" encoding="utf-8"?>
-<w:ftr xmlns:wpc="http://schemas.microsoft.com/office/word/2010/wordprocessingCanvas" xmlns:cx="http://schemas.microsoft.com/office/drawing/2014/chartex" xmlns:cx1="http://schemas.microsoft.com/office/drawing/2015/9/8/chartex" xmlns:cx2="http://schemas.microsoft.com/office/drawing/2015/10/21/chartex" xmlns:cx3="http://schemas.microsoft.com/office/drawing/2016/5/9/chartex" xmlns:cx4="http://schemas.microsoft.com/office/drawing/2016/5/10/chartex" xmlns:cx5="http://schemas.microsoft.com/office/drawing/2016/5/11/chartex" xmlns:cx6="http://schemas.microsoft.com/office/drawing/2016/5/12/chartex" xmlns:cx7="http://schemas.microsoft.com/office/drawing/2016/5/13/chartex" xmlns:cx8="http://schemas.microsoft.com/office/drawing/2016/5/14/chartex" xmlns:mc="http://schemas.openxmlformats.org/markup-compatibility/2006" xmlns:aink="http://schemas.microsoft.com/office/drawing/2016/ink" xmlns:am3d="http://schemas.microsoft.com/office/drawing/2017/model3d" xmlns:o="urn:schemas-microsoft-com:office:office" xmlns:oel="http://schemas.microsoft.com/office/2019/extlst" xmlns:r="http://schemas.openxmlformats.org/officeDocument/2006/relationships" xmlns:m="http://schemas.openxmlformats.org/officeDocument/2006/math" xmlns:v="urn:schemas-microsoft-com:vml" xmlns:wp14="http://schemas.microsoft.com/office/word/2010/wordprocessingDrawing" xmlns:wp="http://schemas.openxmlformats.org/drawingml/2006/wordprocessingDrawing" xmlns:w10="urn:schemas-microsoft-com:office:word" xmlns:w="http://schemas.openxmlformats.org/wordprocessingml/2006/main" xmlns:w14="http://schemas.microsoft.com/office/word/2010/wordml" xmlns:w15="http://schemas.microsoft.com/office/word/2012/wordml" xmlns:w16cex="http://schemas.microsoft.com/office/word/2018/wordml/cex" xmlns:w16cid="http://schemas.microsoft.com/office/word/2016/wordml/cid" xmlns:w16="http://schemas.microsoft.com/office/word/2018/wordml" xmlns:w16sdtdh="http://schemas.microsoft.com/office/word/2020/wordml/sdtdatahash" xmlns:w16se="http://schemas.microsoft.com/office/word/2015/wordml/symex" xmlns:wpg="http://schemas.microsoft.com/office/word/2010/wordprocessingGroup" xmlns:wpi="http://schemas.microsoft.com/office/word/2010/wordprocessingInk" xmlns:wne="http://schemas.microsoft.com/office/word/2006/wordml" xmlns:wps="http://schemas.microsoft.com/office/word/2010/wordprocessingShape" mc:Ignorable="w14 w15 w16se w16cid w16 w16cex w16sdtdh wp14">
+<w:ftr xmlns:wpc="http://schemas.microsoft.com/office/word/2010/wordprocessingCanvas" xmlns:cx="http://schemas.microsoft.com/office/drawing/2014/chartex" xmlns:cx1="http://schemas.microsoft.com/office/drawing/2015/9/8/chartex" xmlns:cx2="http://schemas.microsoft.com/office/drawing/2015/10/21/chartex" xmlns:cx3="http://schemas.microsoft.com/office/drawing/2016/5/9/chartex" xmlns:cx4="http://schemas.microsoft.com/office/drawing/2016/5/10/chartex" xmlns:cx5="http://schemas.microsoft.com/office/drawing/2016/5/11/chartex" xmlns:cx6="http://schemas.microsoft.com/office/drawing/2016/5/12/chartex" xmlns:cx7="http://schemas.microsoft.com/office/drawing/2016/5/13/chartex" xmlns:cx8="http://schemas.microsoft.com/office/drawing/2016/5/14/chartex" xmlns:mc="http://schemas.openxmlformats.org/markup-compatibility/2006" xmlns:aink="http://schemas.microsoft.com/office/drawing/2016/ink" xmlns:am3d="http://schemas.microsoft.com/office/drawing/2017/model3d" xmlns:o="urn:schemas-microsoft-com:office:office" xmlns:oel="http://schemas.microsoft.com/office/2019/extlst" xmlns:r="http://schemas.openxmlformats.org/officeDocument/2006/relationships" xmlns:m="http://schemas.openxmlformats.org/officeDocument/2006/math" xmlns:v="urn:schemas-microsoft-com:vml" xmlns:wp14="http://schemas.microsoft.com/office/word/2010/wordprocessingDrawing" xmlns:wp="http://schemas.openxmlformats.org/drawingml/2006/wordprocessingDrawing" xmlns:w10="urn:schemas-microsoft-com:office:word" xmlns:w="http://schemas.openxmlformats.org/wordprocessingml/2006/main" xmlns:w14="http://schemas.microsoft.com/office/word/2010/wordml" xmlns:w15="http://schemas.microsoft.com/office/word/2012/wordml" xmlns:w16cex="http://schemas.microsoft.com/office/word/2018/wordml/cex" xmlns:w16cid="http://schemas.microsoft.com/office/word/2016/wordml/cid" xmlns:w16="http://schemas.microsoft.com/office/word/2018/wordml" xmlns:w16du="http://schemas.microsoft.com/office/word/2023/wordml/word16du" xmlns:w16sdtdh="http://schemas.microsoft.com/office/word/2020/wordml/sdtdatahash" xmlns:w16sdtfl="http://schemas.microsoft.com/office/word/2024/wordml/sdtformatlock" xmlns:w16se="http://schemas.microsoft.com/office/word/2015/wordml/symex" xmlns:wpg="http://schemas.microsoft.com/office/word/2010/wordprocessingGroup" xmlns:wpi="http://schemas.microsoft.com/office/word/2010/wordprocessingInk" xmlns:wne="http://schemas.microsoft.com/office/word/2006/wordml" xmlns:wps="http://schemas.microsoft.com/office/word/2010/wordprocessingShape" mc:Ignorable="w14 w15 w16se w16cid w16 w16cex w16sdtdh w16sdtfl w16du wp14">
   <w:sdt>
     <w:sdtPr>
       <w:id w:val="-310329384"/>
@@ -1472,7 +1457,7 @@
 </file>
 
 <file path=word/footnotes.xml><?xml version="1.0" encoding="utf-8"?>
-<w:footnotes xmlns:wpc="http://schemas.microsoft.com/office/word/2010/wordprocessingCanvas" xmlns:cx="http://schemas.microsoft.com/office/drawing/2014/chartex" xmlns:cx1="http://schemas.microsoft.com/office/drawing/2015/9/8/chartex" xmlns:cx2="http://schemas.microsoft.com/office/drawing/2015/10/21/chartex" xmlns:cx3="http://schemas.microsoft.com/office/drawing/2016/5/9/chartex" xmlns:cx4="http://schemas.microsoft.com/office/drawing/2016/5/10/chartex" xmlns:cx5="http://schemas.microsoft.com/office/drawing/2016/5/11/chartex" xmlns:cx6="http://schemas.microsoft.com/office/drawing/2016/5/12/chartex" xmlns:cx7="http://schemas.microsoft.com/office/drawing/2016/5/13/chartex" xmlns:cx8="http://schemas.microsoft.com/office/drawing/2016/5/14/chartex" xmlns:mc="http://schemas.openxmlformats.org/markup-compatibility/2006" xmlns:aink="http://schemas.microsoft.com/office/drawing/2016/ink" xmlns:am3d="http://schemas.microsoft.com/office/drawing/2017/model3d" xmlns:o="urn:schemas-microsoft-com:office:office" xmlns:oel="http://schemas.microsoft.com/office/2019/extlst" xmlns:r="http://schemas.openxmlformats.org/officeDocument/2006/relationships" xmlns:m="http://schemas.openxmlformats.org/officeDocument/2006/math" xmlns:v="urn:schemas-microsoft-com:vml" xmlns:wp14="http://schemas.microsoft.com/office/word/2010/wordprocessingDrawing" xmlns:wp="http://schemas.openxmlformats.org/drawingml/2006/wordprocessingDrawing" xmlns:w10="urn:schemas-microsoft-com:office:word" xmlns:w="http://schemas.openxmlformats.org/wordprocessingml/2006/main" xmlns:w14="http://schemas.microsoft.com/office/word/2010/wordml" xmlns:w15="http://schemas.microsoft.com/office/word/2012/wordml" xmlns:w16cex="http://schemas.microsoft.com/office/word/2018/wordml/cex" xmlns:w16cid="http://schemas.microsoft.com/office/word/2016/wordml/cid" xmlns:w16="http://schemas.microsoft.com/office/word/2018/wordml" xmlns:w16sdtdh="http://schemas.microsoft.com/office/word/2020/wordml/sdtdatahash" xmlns:w16se="http://schemas.microsoft.com/office/word/2015/wordml/symex" xmlns:wpg="http://schemas.microsoft.com/office/word/2010/wordprocessingGroup" xmlns:wpi="http://schemas.microsoft.com/office/word/2010/wordprocessingInk" xmlns:wne="http://schemas.microsoft.com/office/word/2006/wordml" xmlns:wps="http://schemas.microsoft.com/office/word/2010/wordprocessingShape" mc:Ignorable="w14 w15 w16se w16cid w16 w16cex w16sdtdh wp14">
+<w:footnotes xmlns:wpc="http://schemas.microsoft.com/office/word/2010/wordprocessingCanvas" xmlns:cx="http://schemas.microsoft.com/office/drawing/2014/chartex" xmlns:cx1="http://schemas.microsoft.com/office/drawing/2015/9/8/chartex" xmlns:cx2="http://schemas.microsoft.com/office/drawing/2015/10/21/chartex" xmlns:cx3="http://schemas.microsoft.com/office/drawing/2016/5/9/chartex" xmlns:cx4="http://schemas.microsoft.com/office/drawing/2016/5/10/chartex" xmlns:cx5="http://schemas.microsoft.com/office/drawing/2016/5/11/chartex" xmlns:cx6="http://schemas.microsoft.com/office/drawing/2016/5/12/chartex" xmlns:cx7="http://schemas.microsoft.com/office/drawing/2016/5/13/chartex" xmlns:cx8="http://schemas.microsoft.com/office/drawing/2016/5/14/chartex" xmlns:mc="http://schemas.openxmlformats.org/markup-compatibility/2006" xmlns:aink="http://schemas.microsoft.com/office/drawing/2016/ink" xmlns:am3d="http://schemas.microsoft.com/office/drawing/2017/model3d" xmlns:o="urn:schemas-microsoft-com:office:office" xmlns:oel="http://schemas.microsoft.com/office/2019/extlst" xmlns:r="http://schemas.openxmlformats.org/officeDocument/2006/relationships" xmlns:m="http://schemas.openxmlformats.org/officeDocument/2006/math" xmlns:v="urn:schemas-microsoft-com:vml" xmlns:wp14="http://schemas.microsoft.com/office/word/2010/wordprocessingDrawing" xmlns:wp="http://schemas.openxmlformats.org/drawingml/2006/wordprocessingDrawing" xmlns:w10="urn:schemas-microsoft-com:office:word" xmlns:w="http://schemas.openxmlformats.org/wordprocessingml/2006/main" xmlns:w14="http://schemas.microsoft.com/office/word/2010/wordml" xmlns:w15="http://schemas.microsoft.com/office/word/2012/wordml" xmlns:w16cex="http://schemas.microsoft.com/office/word/2018/wordml/cex" xmlns:w16cid="http://schemas.microsoft.com/office/word/2016/wordml/cid" xmlns:w16="http://schemas.microsoft.com/office/word/2018/wordml" xmlns:w16du="http://schemas.microsoft.com/office/word/2023/wordml/word16du" xmlns:w16sdtdh="http://schemas.microsoft.com/office/word/2020/wordml/sdtdatahash" xmlns:w16sdtfl="http://schemas.microsoft.com/office/word/2024/wordml/sdtformatlock" xmlns:w16se="http://schemas.microsoft.com/office/word/2015/wordml/symex" xmlns:wpg="http://schemas.microsoft.com/office/word/2010/wordprocessingGroup" xmlns:wpi="http://schemas.microsoft.com/office/word/2010/wordprocessingInk" xmlns:wne="http://schemas.microsoft.com/office/word/2006/wordml" xmlns:wps="http://schemas.microsoft.com/office/word/2010/wordprocessingShape" mc:Ignorable="w14 w15 w16se w16cid w16 w16cex w16sdtdh w16sdtfl w16du wp14">
   <w:footnote w:type="separator" w:id="-1">
     <w:p>
       <w:pPr>
@@ -1497,7 +1482,7 @@
 </file>
 
 <file path=word/numbering.xml><?xml version="1.0" encoding="utf-8"?>
-<w:numbering xmlns:wpc="http://schemas.microsoft.com/office/word/2010/wordprocessingCanvas" xmlns:cx="http://schemas.microsoft.com/office/drawing/2014/chartex" xmlns:cx1="http://schemas.microsoft.com/office/drawing/2015/9/8/chartex" xmlns:cx2="http://schemas.microsoft.com/office/drawing/2015/10/21/chartex" xmlns:cx3="http://schemas.microsoft.com/office/drawing/2016/5/9/chartex" xmlns:cx4="http://schemas.microsoft.com/office/drawing/2016/5/10/chartex" xmlns:cx5="http://schemas.microsoft.com/office/drawing/2016/5/11/chartex" xmlns:cx6="http://schemas.microsoft.com/office/drawing/2016/5/12/chartex" xmlns:cx7="http://schemas.microsoft.com/office/drawing/2016/5/13/chartex" xmlns:cx8="http://schemas.microsoft.com/office/drawing/2016/5/14/chartex" xmlns:mc="http://schemas.openxmlformats.org/markup-compatibility/2006" xmlns:aink="http://schemas.microsoft.com/office/drawing/2016/ink" xmlns:am3d="http://schemas.microsoft.com/office/drawing/2017/model3d" xmlns:o="urn:schemas-microsoft-com:office:office" xmlns:oel="http://schemas.microsoft.com/office/2019/extlst" xmlns:r="http://schemas.openxmlformats.org/officeDocument/2006/relationships" xmlns:m="http://schemas.openxmlformats.org/officeDocument/2006/math" xmlns:v="urn:schemas-microsoft-com:vml" xmlns:wp14="http://schemas.microsoft.com/office/word/2010/wordprocessingDrawing" xmlns:wp="http://schemas.openxmlformats.org/drawingml/2006/wordprocessingDrawing" xmlns:w10="urn:schemas-microsoft-com:office:word" xmlns:w="http://schemas.openxmlformats.org/wordprocessingml/2006/main" xmlns:w14="http://schemas.microsoft.com/office/word/2010/wordml" xmlns:w15="http://schemas.microsoft.com/office/word/2012/wordml" xmlns:w16cex="http://schemas.microsoft.com/office/word/2018/wordml/cex" xmlns:w16cid="http://schemas.microsoft.com/office/word/2016/wordml/cid" xmlns:w16="http://schemas.microsoft.com/office/word/2018/wordml" xmlns:w16sdtdh="http://schemas.microsoft.com/office/word/2020/wordml/sdtdatahash" xmlns:w16se="http://schemas.microsoft.com/office/word/2015/wordml/symex" xmlns:wpg="http://schemas.microsoft.com/office/word/2010/wordprocessingGroup" xmlns:wpi="http://schemas.microsoft.com/office/word/2010/wordprocessingInk" xmlns:wne="http://schemas.microsoft.com/office/word/2006/wordml" xmlns:wps="http://schemas.microsoft.com/office/word/2010/wordprocessingShape" mc:Ignorable="w14 w15 w16se w16cid w16 w16cex w16sdtdh wp14">
+<w:numbering xmlns:wpc="http://schemas.microsoft.com/office/word/2010/wordprocessingCanvas" xmlns:cx="http://schemas.microsoft.com/office/drawing/2014/chartex" xmlns:cx1="http://schemas.microsoft.com/office/drawing/2015/9/8/chartex" xmlns:cx2="http://schemas.microsoft.com/office/drawing/2015/10/21/chartex" xmlns:cx3="http://schemas.microsoft.com/office/drawing/2016/5/9/chartex" xmlns:cx4="http://schemas.microsoft.com/office/drawing/2016/5/10/chartex" xmlns:cx5="http://schemas.microsoft.com/office/drawing/2016/5/11/chartex" xmlns:cx6="http://schemas.microsoft.com/office/drawing/2016/5/12/chartex" xmlns:cx7="http://schemas.microsoft.com/office/drawing/2016/5/13/chartex" xmlns:cx8="http://schemas.microsoft.com/office/drawing/2016/5/14/chartex" xmlns:mc="http://schemas.openxmlformats.org/markup-compatibility/2006" xmlns:aink="http://schemas.microsoft.com/office/drawing/2016/ink" xmlns:am3d="http://schemas.microsoft.com/office/drawing/2017/model3d" xmlns:o="urn:schemas-microsoft-com:office:office" xmlns:oel="http://schemas.microsoft.com/office/2019/extlst" xmlns:r="http://schemas.openxmlformats.org/officeDocument/2006/relationships" xmlns:m="http://schemas.openxmlformats.org/officeDocument/2006/math" xmlns:v="urn:schemas-microsoft-com:vml" xmlns:wp14="http://schemas.microsoft.com/office/word/2010/wordprocessingDrawing" xmlns:wp="http://schemas.openxmlformats.org/drawingml/2006/wordprocessingDrawing" xmlns:w10="urn:schemas-microsoft-com:office:word" xmlns:w="http://schemas.openxmlformats.org/wordprocessingml/2006/main" xmlns:w14="http://schemas.microsoft.com/office/word/2010/wordml" xmlns:w15="http://schemas.microsoft.com/office/word/2012/wordml" xmlns:w16cex="http://schemas.microsoft.com/office/word/2018/wordml/cex" xmlns:w16cid="http://schemas.microsoft.com/office/word/2016/wordml/cid" xmlns:w16="http://schemas.microsoft.com/office/word/2018/wordml" xmlns:w16du="http://schemas.microsoft.com/office/word/2023/wordml/word16du" xmlns:w16sdtdh="http://schemas.microsoft.com/office/word/2020/wordml/sdtdatahash" xmlns:w16sdtfl="http://schemas.microsoft.com/office/word/2024/wordml/sdtformatlock" xmlns:w16se="http://schemas.microsoft.com/office/word/2015/wordml/symex" xmlns:wpg="http://schemas.microsoft.com/office/word/2010/wordprocessingGroup" xmlns:wpi="http://schemas.microsoft.com/office/word/2010/wordprocessingInk" xmlns:wne="http://schemas.microsoft.com/office/word/2006/wordml" xmlns:wps="http://schemas.microsoft.com/office/word/2010/wordprocessingShape" mc:Ignorable="w14 w15 w16se w16cid w16 w16cex w16sdtdh w16sdtfl w16du wp14">
   <w:abstractNum w:abstractNumId="0" w15:restartNumberingAfterBreak="0">
     <w:nsid w:val="1B66568B"/>
     <w:multiLevelType w:val="hybridMultilevel"/>
@@ -2234,7 +2219,7 @@
 </file>
 
 <file path=word/styles.xml><?xml version="1.0" encoding="utf-8"?>
-<w:styles xmlns:mc="http://schemas.openxmlformats.org/markup-compatibility/2006" xmlns:r="http://schemas.openxmlformats.org/officeDocument/2006/relationships" xmlns:w="http://schemas.openxmlformats.org/wordprocessingml/2006/main" xmlns:w14="http://schemas.microsoft.com/office/word/2010/wordml" xmlns:w15="http://schemas.microsoft.com/office/word/2012/wordml" xmlns:w16cex="http://schemas.microsoft.com/office/word/2018/wordml/cex" xmlns:w16cid="http://schemas.microsoft.com/office/word/2016/wordml/cid" xmlns:w16="http://schemas.microsoft.com/office/word/2018/wordml" xmlns:w16sdtdh="http://schemas.microsoft.com/office/word/2020/wordml/sdtdatahash" xmlns:w16se="http://schemas.microsoft.com/office/word/2015/wordml/symex" mc:Ignorable="w14 w15 w16se w16cid w16 w16cex w16sdtdh">
+<w:styles xmlns:mc="http://schemas.openxmlformats.org/markup-compatibility/2006" xmlns:r="http://schemas.openxmlformats.org/officeDocument/2006/relationships" xmlns:w="http://schemas.openxmlformats.org/wordprocessingml/2006/main" xmlns:w14="http://schemas.microsoft.com/office/word/2010/wordml" xmlns:w15="http://schemas.microsoft.com/office/word/2012/wordml" xmlns:w16cex="http://schemas.microsoft.com/office/word/2018/wordml/cex" xmlns:w16cid="http://schemas.microsoft.com/office/word/2016/wordml/cid" xmlns:w16="http://schemas.microsoft.com/office/word/2018/wordml" xmlns:w16du="http://schemas.microsoft.com/office/word/2023/wordml/word16du" xmlns:w16sdtdh="http://schemas.microsoft.com/office/word/2020/wordml/sdtdatahash" xmlns:w16sdtfl="http://schemas.microsoft.com/office/word/2024/wordml/sdtformatlock" xmlns:w16se="http://schemas.microsoft.com/office/word/2015/wordml/symex" mc:Ignorable="w14 w15 w16se w16cid w16 w16cex w16sdtdh w16sdtfl w16du">
   <w:docDefaults>
     <w:rPrDefault>
       <w:rPr>
@@ -3038,10 +3023,30 @@
 </file>
 
 <file path=customXml/item1.xml><?xml version="1.0" encoding="utf-8"?>
+<p:properties xmlns:p="http://schemas.microsoft.com/office/2006/metadata/properties" xmlns:xsi="http://www.w3.org/2001/XMLSchema-instance" xmlns:pc="http://schemas.microsoft.com/office/infopath/2007/PartnerControls">
+  <documentManagement>
+    <lcf76f155ced4ddcb4097134ff3c332f xmlns="fcfb519e-311c-4884-b12b-a6144c2cfacb">
+      <Terms xmlns="http://schemas.microsoft.com/office/infopath/2007/PartnerControls"/>
+    </lcf76f155ced4ddcb4097134ff3c332f>
+    <TaxCatchAll xmlns="6b24c14d-2b35-40c6-8065-f0689a310bbd" xsi:nil="true"/>
+  </documentManagement>
+</p:properties>
+</file>
+
+<file path=customXml/item2.xml><?xml version="1.0" encoding="utf-8"?>
+<?mso-contentType ?>
+<FormTemplates xmlns="http://schemas.microsoft.com/sharepoint/v3/contenttype/forms">
+  <Display>DocumentLibraryForm</Display>
+  <Edit>DocumentLibraryForm</Edit>
+  <New>DocumentLibraryForm</New>
+</FormTemplates>
+</file>
+
+<file path=customXml/item3.xml><?xml version="1.0" encoding="utf-8"?>
 <b:Sources xmlns:b="http://schemas.openxmlformats.org/officeDocument/2006/bibliography" xmlns="http://schemas.openxmlformats.org/officeDocument/2006/bibliography" SelectedStyle="\APASixthEditionOfficeOnline.xsl" StyleName="APA" Version="6"/>
 </file>
 
-<file path=customXml/item2.xml><?xml version="1.0" encoding="utf-8"?>
+<file path=customXml/item4.xml><?xml version="1.0" encoding="utf-8"?>
 <ct:contentTypeSchema xmlns:ct="http://schemas.microsoft.com/office/2006/metadata/contentType" xmlns:ma="http://schemas.microsoft.com/office/2006/metadata/properties/metaAttributes" ct:_="" ma:_="" ma:contentTypeName="Dokument" ma:contentTypeID="0x010100E2D54B0BBC0FDF4E805BF77D1519D67E" ma:contentTypeVersion="14" ma:contentTypeDescription="Utwórz nowy dokument." ma:contentTypeScope="" ma:versionID="f2159adac25a2a2fd6dc9e613d25b258">
   <xsd:schema xmlns:xsd="http://www.w3.org/2001/XMLSchema" xmlns:xs="http://www.w3.org/2001/XMLSchema" xmlns:p="http://schemas.microsoft.com/office/2006/metadata/properties" xmlns:ns2="fcfb519e-311c-4884-b12b-a6144c2cfacb" xmlns:ns3="6b24c14d-2b35-40c6-8065-f0689a310bbd" targetNamespace="http://schemas.microsoft.com/office/2006/metadata/properties" ma:root="true" ma:fieldsID="b440c19a0acb6f697b27f61818a60020" ns2:_="" ns3:_="">
     <xsd:import namespace="fcfb519e-311c-4884-b12b-a6144c2cfacb"/>
@@ -3270,27 +3275,26 @@
 </ct:contentTypeSchema>
 </file>
 
-<file path=customXml/item3.xml><?xml version="1.0" encoding="utf-8"?>
-<?mso-contentType ?>
-<FormTemplates xmlns="http://schemas.microsoft.com/sharepoint/v3/contenttype/forms">
-  <Display>DocumentLibraryForm</Display>
-  <Edit>DocumentLibraryForm</Edit>
-  <New>DocumentLibraryForm</New>
-</FormTemplates>
+<file path=customXml/itemProps1.xml><?xml version="1.0" encoding="utf-8"?>
+<ds:datastoreItem xmlns:ds="http://schemas.openxmlformats.org/officeDocument/2006/customXml" ds:itemID="{4D1BD40C-5B9B-4CA5-9333-1F5F8F683F47}">
+  <ds:schemaRefs>
+    <ds:schemaRef ds:uri="http://schemas.microsoft.com/office/2006/metadata/properties"/>
+    <ds:schemaRef ds:uri="http://schemas.microsoft.com/office/infopath/2007/PartnerControls"/>
+    <ds:schemaRef ds:uri="fcfb519e-311c-4884-b12b-a6144c2cfacb"/>
+    <ds:schemaRef ds:uri="6b24c14d-2b35-40c6-8065-f0689a310bbd"/>
+  </ds:schemaRefs>
+</ds:datastoreItem>
 </file>
 
-<file path=customXml/item4.xml><?xml version="1.0" encoding="utf-8"?>
-<p:properties xmlns:p="http://schemas.microsoft.com/office/2006/metadata/properties" xmlns:xsi="http://www.w3.org/2001/XMLSchema-instance" xmlns:pc="http://schemas.microsoft.com/office/infopath/2007/PartnerControls">
-  <documentManagement>
-    <lcf76f155ced4ddcb4097134ff3c332f xmlns="fcfb519e-311c-4884-b12b-a6144c2cfacb">
-      <Terms xmlns="http://schemas.microsoft.com/office/infopath/2007/PartnerControls"/>
-    </lcf76f155ced4ddcb4097134ff3c332f>
-    <TaxCatchAll xmlns="6b24c14d-2b35-40c6-8065-f0689a310bbd" xsi:nil="true"/>
-  </documentManagement>
-</p:properties>
+<file path=customXml/itemProps2.xml><?xml version="1.0" encoding="utf-8"?>
+<ds:datastoreItem xmlns:ds="http://schemas.openxmlformats.org/officeDocument/2006/customXml" ds:itemID="{3CB64E32-03D6-439E-8BB6-689AC5885942}">
+  <ds:schemaRefs>
+    <ds:schemaRef ds:uri="http://schemas.microsoft.com/sharepoint/v3/contenttype/forms"/>
+  </ds:schemaRefs>
+</ds:datastoreItem>
 </file>
 
-<file path=customXml/itemProps1.xml><?xml version="1.0" encoding="utf-8"?>
+<file path=customXml/itemProps3.xml><?xml version="1.0" encoding="utf-8"?>
 <ds:datastoreItem xmlns:ds="http://schemas.openxmlformats.org/officeDocument/2006/customXml" ds:itemID="{93E558E9-3141-4FC9-A981-BDC98140C5E5}">
   <ds:schemaRefs>
     <ds:schemaRef ds:uri="http://schemas.openxmlformats.org/officeDocument/2006/bibliography"/>
@@ -3298,14 +3302,21 @@
 </ds:datastoreItem>
 </file>
 
-<file path=customXml/itemProps2.xml><?xml version="1.0" encoding="utf-8"?>
-<ds:datastoreItem xmlns:ds="http://schemas.openxmlformats.org/officeDocument/2006/customXml" ds:itemID="{03F9E6FB-67E7-4252-87E4-354CBB16B0AD}"/>
-</file>
-
-<file path=customXml/itemProps3.xml><?xml version="1.0" encoding="utf-8"?>
-<ds:datastoreItem xmlns:ds="http://schemas.openxmlformats.org/officeDocument/2006/customXml" ds:itemID="{3CB64E32-03D6-439E-8BB6-689AC5885942}"/>
-</file>
-
 <file path=customXml/itemProps4.xml><?xml version="1.0" encoding="utf-8"?>
-<ds:datastoreItem xmlns:ds="http://schemas.openxmlformats.org/officeDocument/2006/customXml" ds:itemID="{4D1BD40C-5B9B-4CA5-9333-1F5F8F683F47}"/>
+<ds:datastoreItem xmlns:ds="http://schemas.openxmlformats.org/officeDocument/2006/customXml" ds:itemID="{03F9E6FB-67E7-4252-87E4-354CBB16B0AD}">
+  <ds:schemaRefs>
+    <ds:schemaRef ds:uri="http://schemas.microsoft.com/office/2006/metadata/contentType"/>
+    <ds:schemaRef ds:uri="http://schemas.microsoft.com/office/2006/metadata/properties/metaAttributes"/>
+    <ds:schemaRef ds:uri="http://www.w3.org/2001/XMLSchema"/>
+    <ds:schemaRef ds:uri="http://schemas.microsoft.com/office/2006/metadata/properties"/>
+    <ds:schemaRef ds:uri="fcfb519e-311c-4884-b12b-a6144c2cfacb"/>
+    <ds:schemaRef ds:uri="6b24c14d-2b35-40c6-8065-f0689a310bbd"/>
+    <ds:schemaRef ds:uri="http://schemas.microsoft.com/office/2006/documentManagement/types"/>
+    <ds:schemaRef ds:uri="http://schemas.microsoft.com/office/infopath/2007/PartnerControls"/>
+    <ds:schemaRef ds:uri="http://schemas.openxmlformats.org/package/2006/metadata/core-properties"/>
+    <ds:schemaRef ds:uri="http://purl.org/dc/elements/1.1/"/>
+    <ds:schemaRef ds:uri="http://purl.org/dc/terms/"/>
+    <ds:schemaRef ds:uri="http://schemas.microsoft.com/internal/obd"/>
+  </ds:schemaRefs>
+</ds:datastoreItem>
 </file>